--- a/inst/quarto/_extensions/islh/islh-report/islh-report-reference.docx
+++ b/inst/quarto/_extensions/islh/islh-report/islh-report-reference.docx
@@ -1168,15 +1168,39 @@
     <w:basedOn w:val="Caption"/>
     <w:pPr>
       <w:keepNext/>
-    </w:pPr>
+      <w:keepLines/>
+      <w:spacing w:before="80" w:after="80" w:line="240" w:lineRule="auto"/>
+    </w:pPr>
+    <w:rPr>
+      <w:i/>
+      <w:iCs/>
+      <w:color w:val="2b2f31"/>
+      <w:sz w:val="18"/>
+      <w:szCs w:val="18"/>
+    </w:rPr>
   </w:style>
   <w:style w:type="paragraph" w:customStyle="1" w:styleId="ImageCaption">
     <w:name w:val="Image Caption"/>
     <w:basedOn w:val="Caption"/>
+    <w:pPr>
+      <w:keepLines/>
+      <w:spacing w:before="80" w:after="200" w:line="240" w:lineRule="auto"/>
+    </w:pPr>
+    <w:rPr>
+      <w:i/>
+      <w:iCs/>
+      <w:color w:val="2b2f31"/>
+      <w:sz w:val="18"/>
+      <w:szCs w:val="18"/>
+    </w:rPr>
   </w:style>
   <w:style w:type="paragraph" w:customStyle="1" w:styleId="Figure">
     <w:name w:val="Figure"/>
     <w:basedOn w:val="Normal"/>
+    <w:pPr>
+      <w:keepNext/>
+      <w:spacing w:before="120" w:after="0"/>
+    </w:pPr>
   </w:style>
   <w:style w:type="paragraph" w:customStyle="1" w:styleId="CaptionedFigure">
     <w:name w:val="Captioned Figure"/>

--- a/inst/quarto/_extensions/islh/islh-report/islh-report-reference.docx
+++ b/inst/quarto/_extensions/islh/islh-report/islh-report-reference.docx
@@ -1183,6 +1183,7 @@
     <w:name w:val="Image Caption"/>
     <w:basedOn w:val="Caption"/>
     <w:pPr>
+      <w:keepNext/>
       <w:keepLines/>
       <w:spacing w:before="80" w:after="200" w:line="240" w:lineRule="auto"/>
     </w:pPr>
